--- a/java-thesis-checker/src/test/resources/normal_style.docx
+++ b/java-thesis-checker/src/test/resources/normal_style.docx
@@ -4,17 +4,9 @@
   <w:body>
     <w:p>
       <w:pPr>
-        <w:jc w:val="center"/>
-        <w:rPr>
-          <w:b/>
-          <w:bCs/>
-        </w:rPr>
+        <w:pStyle w:val="Heading1"/>
       </w:pPr>
       <w:r>
-        <w:rPr>
-          <w:b/>
-          <w:bCs/>
-        </w:rPr>
         <w:t>РОЗДІЛ 1</w:t>
       </w:r>
     </w:p>
@@ -22,7 +14,7 @@
       <w:pPr>
         <w:pStyle w:val="Heading1"/>
         <w:rPr>
-          <w:lang w:val="en-US"/>
+          <w:lang w:val="ru-RU"/>
         </w:rPr>
       </w:pPr>
       <w:r>
@@ -32,7 +24,7 @@
     <w:p>
       <w:pPr>
         <w:rPr>
-          <w:lang w:val="en-US"/>
+          <w:lang w:val="ru-RU"/>
         </w:rPr>
       </w:pPr>
     </w:p>
@@ -54,7 +46,7 @@
       </w:r>
       <w:r>
         <w:rPr>
-          <w:lang w:val="en-US"/>
+          <w:lang w:val="ru-RU"/>
         </w:rPr>
         <w:t>.</w:t>
       </w:r>

--- a/java-thesis-checker/src/test/resources/normal_style.docx
+++ b/java-thesis-checker/src/test/resources/normal_style.docx
@@ -62,6 +62,78 @@
       </w:pPr>
       <w:r>
         <w:t>Матеріали постійно розвиваються від заліза і чистих металів до композитних матеріалів, які зараз використовуються. Чисті метали мають дуже обмежене використання, оскільки реальне застосування може вимагати протилежних властивостей, які не можуть бути забезпечені використанням одного металу.</w:t>
+      </w:r>
+    </w:p>
+    <w:p>
+      <w:r>
+        <w:br w:type="page"/>
+      </w:r>
+    </w:p>
+    <w:p>
+      <w:pPr>
+        <w:pStyle w:val="Heading1"/>
+      </w:pPr>
+      <w:r>
+        <w:rPr>
+          <w:rFonts w:ascii="Times New Roman" w:hAnsi="Times New Roman"/>
+          <w:b/>
+          <w:sz w:val="28"/>
+        </w:rPr>
+        <w:t>ЗМІСТ</w:t>
+      </w:r>
+    </w:p>
+    <w:p>
+      <w:r>
+        <w:br w:type="page"/>
+      </w:r>
+    </w:p>
+    <w:p>
+      <w:pPr>
+        <w:pStyle w:val="Heading1"/>
+      </w:pPr>
+      <w:r>
+        <w:rPr>
+          <w:rFonts w:ascii="Times New Roman" w:hAnsi="Times New Roman"/>
+          <w:b/>
+          <w:sz w:val="28"/>
+        </w:rPr>
+        <w:t>ВСТУП</w:t>
+      </w:r>
+    </w:p>
+    <w:p>
+      <w:r>
+        <w:br w:type="page"/>
+      </w:r>
+    </w:p>
+    <w:p>
+      <w:pPr>
+        <w:pStyle w:val="Heading1"/>
+      </w:pPr>
+      <w:r>
+        <w:rPr>
+          <w:rFonts w:ascii="Times New Roman" w:hAnsi="Times New Roman"/>
+          <w:b/>
+          <w:sz w:val="28"/>
+        </w:rPr>
+        <w:t>ВИСНОВКИ</w:t>
+      </w:r>
+    </w:p>
+    <w:p>
+      <w:r>
+        <w:br w:type="page"/>
+      </w:r>
+    </w:p>
+    <w:p>
+      <w:pPr>
+        <w:pStyle w:val="Heading1"/>
+      </w:pPr>
+      <w:r>
+        <w:rPr>
+          <w:rFonts w:ascii="Times New Roman" w:hAnsi="Times New Roman"/>
+          <w:b/>
+          <w:sz w:val="28"/>
+        </w:rPr>
+        <w:t>СПИСОК ДЖЕРЕЛ ІНФОРМАЦІЇ</w:t>
       </w:r>
     </w:p>
     <w:sectPr>
